--- a/doc/paper_jima2026fall/JIMA2026fall_yokou.docx
+++ b/doc/paper_jima2026fall/JIMA2026fall_yokou.docx
@@ -84,7 +84,7 @@
           <w:rFonts w:ascii="Times New Roman" w:hAnsi="Times New Roman" w:cs="Times New Roman" w:eastAsia="ＭＳ Ｐ明朝"/>
           <w:lang w:val="en-US" w:eastAsia="ja-JP"/>
         </w:rPr>
-        <w:t xml:space="preserve">　製造現場では機械故障や作業遅延などの外乱により、事前に作成した初期スケジュール通りに実行できない場合がある。その対応策として、未着手の作業の処理順序を変更する再スケジューリングがある</w:t>
+        <w:t xml:space="preserve">　製造現場では機械故障や作業遅延などの外乱により、事前に作成した初期スケジュール通りに実行できないことがある。その対応策として、未着手の作業の処理順序を変更する再スケジューリングがある</w:t>
       </w:r>
       <w:r>
         <w:rPr>
@@ -126,7 +126,7 @@
           <w:rFonts w:ascii="Times New Roman" w:hAnsi="Times New Roman" w:cs="Times New Roman" w:eastAsia="ＭＳ Ｐ明朝"/>
           <w:lang w:val="en-US" w:eastAsia="ja-JP"/>
         </w:rPr>
-        <w:t xml:space="preserve">）などの生産効率の指標のみを目的関数とすると、初期スケジュールと大幅に異なる解となり、段取り替えや資材の再手配などのコストが生じる。そのため再スケジューリングでは、生産効率の指標だけでなく、初期スケジュールからの処理順序の変更量という安定性の指標も必要である</w:t>
+        <w:t xml:space="preserve">）などの生産効率のみを目的関数とすると、初期スケジュールと大幅に異なる解となり、段取り替えや資材の再手配などのコストが生じる。そのため再スケジューリングでは、生産効率だけでなく、初期スケジュールからの処理順序の変更量という安定性の指標も必要である</w:t>
       </w:r>
       <w:r>
         <w:rPr>
@@ -159,7 +159,7 @@
           <w:rFonts w:ascii="Times New Roman" w:hAnsi="Times New Roman" w:cs="Times New Roman" w:eastAsia="ＭＳ Ｐ明朝"/>
           <w:lang w:val="en-US" w:eastAsia="ja-JP"/>
         </w:rPr>
-        <w:t xml:space="preserve">既存研究と本研究の位置づけ</w:t>
+        <w:t xml:space="preserve">再スケジューリングの特殊性と仮説</w:t>
       </w:r>
     </w:p>
     <w:p>
@@ -171,7 +171,7 @@
           <w:rFonts w:ascii="Times New Roman" w:hAnsi="Times New Roman" w:cs="Times New Roman" w:eastAsia="ＭＳ Ｐ明朝"/>
           <w:lang w:val="en-US" w:eastAsia="ja-JP"/>
         </w:rPr>
-        <w:t xml:space="preserve">　再スケジューリングには、外乱前の初期スケジュール </w:t>
+        <w:t xml:space="preserve">　再スケジューリングには静的なスケジューリングにない特殊性がある。外乱前の初期スケジュール </w:t>
       </w:r>
       <w:r>
         <w:rPr>
@@ -193,7 +193,7 @@
           <w:rFonts w:ascii="Times New Roman" w:hAnsi="Times New Roman" w:cs="Times New Roman" w:eastAsia="ＭＳ Ｐ明朝"/>
           <w:lang w:val="en-US" w:eastAsia="ja-JP"/>
         </w:rPr>
-        <w:t xml:space="preserve"> が高品質な解としてすでに存在し、安定性の面ではこれが最適解にあたるという特性がある。この特性のもとでは、探索手法の優劣は大域的な探索能力だけでなく、</w:t>
+        <w:t xml:space="preserve"> の処理順序を保ったまま遅延を吸収した解が、安定性の目的では最適解であり、探索を始める前から与えられていることである。変更コストが無視できない場面で求められるのは、この </w:t>
       </w:r>
       <w:r>
         <w:rPr>
@@ -215,7 +215,19 @@
           <w:rFonts w:ascii="Times New Roman" w:hAnsi="Times New Roman" w:cs="Times New Roman" w:eastAsia="ＭＳ Ｐ明朝"/>
           <w:lang w:val="en-US" w:eastAsia="ja-JP"/>
         </w:rPr>
-        <w:t xml:space="preserve"> 近傍（以下、高安定領域）をどれだけ良く充填できるかという軸を帯びる。しかし既存研究は安定性を評価指標としてのみ扱うか</w:t>
+        <w:t xml:space="preserve"> の近く（以下、高安定領域）にある、変更を小さく抑えつつ生産効率も改善した解である。ゆえに手法は、トレードオフ全体の品質だけでなく、高安定領域をどれだけ良く埋められるかでも評価する必要がある。</w:t>
+      </w:r>
+    </w:p>
+    <w:p>
+      <w:pPr>
+        <w:pStyle w:val="ima010"/>
+      </w:pPr>
+      <w:r>
+        <w:rPr>
+          <w:rFonts w:ascii="Times New Roman" w:hAnsi="Times New Roman" w:cs="Times New Roman" w:eastAsia="ＭＳ Ｐ明朝"/>
+          <w:lang w:val="en-US" w:eastAsia="ja-JP"/>
+        </w:rPr>
+        <w:t xml:space="preserve">　既存研究は、安定性を目的関数に組み込む系譜</w:t>
       </w:r>
       <w:r>
         <w:rPr>
@@ -236,7 +248,50 @@
           <w:rFonts w:ascii="Times New Roman" w:hAnsi="Times New Roman" w:cs="Times New Roman" w:eastAsia="ＭＳ Ｐ明朝"/>
           <w:lang w:val="en-US" w:eastAsia="ja-JP"/>
         </w:rPr>
-        <w:t xml:space="preserve">、再スケジュールの範囲を限定することで安定性を確保する方式が多く、解法も多点探索に偏っており、この特性が探索構造の優劣に与える影響は十分に検討されていない。</w:t>
+        <w:t xml:space="preserve">と、再スケジュールの範囲を限定して安定性を確保する系譜</w:t>
+      </w:r>
+      <w:r>
+        <w:rPr>
+          <w:rFonts w:ascii="Times New Roman" w:hAnsi="Times New Roman" w:cs="Times New Roman"/>
+          <w:vertAlign w:val="superscript"/>
+        </w:rPr>
+        <w:t xml:space="preserve">1</w:t>
+      </w:r>
+      <w:r>
+        <w:rPr>
+          <w:rFonts w:ascii="Times New Roman" w:hAnsi="Times New Roman" w:cs="Times New Roman"/>
+          <w:vertAlign w:val="superscript"/>
+        </w:rPr>
+        <w:t xml:space="preserve">)</w:t>
+      </w:r>
+      <w:r>
+        <w:rPr>
+          <w:rFonts w:ascii="Times New Roman" w:hAnsi="Times New Roman" w:cs="Times New Roman" w:eastAsia="ＭＳ Ｐ明朝"/>
+          <w:lang w:val="en-US" w:eastAsia="ja-JP"/>
+        </w:rPr>
+        <w:t xml:space="preserve">に分かれるが、探索を用いる解法は多点探索に偏っており、上記の特性が探索構造の優劣に与える影響は、両構造を同一条件で比較する形では分析されていない。また高安定領域に限った品質は測られておらず、解を </w:t>
+      </w:r>
+      <w:r>
+        <w:rPr>
+          <w:rFonts w:ascii="Times New Roman" w:hAnsi="Times New Roman" w:cs="Times New Roman"/>
+          <w:i/>
+        </w:rPr>
+        <w:t xml:space="preserve">S</w:t>
+      </w:r>
+      <w:r>
+        <w:rPr>
+          <w:rFonts w:ascii="Times New Roman" w:hAnsi="Times New Roman" w:cs="Times New Roman"/>
+          <w:i/>
+          <w:vertAlign w:val="subscript"/>
+        </w:rPr>
+        <w:t xml:space="preserve">p</w:t>
+      </w:r>
+      <w:r>
+        <w:rPr>
+          <w:rFonts w:ascii="Times New Roman" w:hAnsi="Times New Roman" w:cs="Times New Roman" w:eastAsia="ＭＳ Ｐ明朝"/>
+          <w:lang w:val="en-US" w:eastAsia="ja-JP"/>
+        </w:rPr>
+        <w:t xml:space="preserve"> へ近づける移動をもつ手法もない。</w:t>
       </w:r>
     </w:p>
     <w:p>
@@ -248,7 +303,7 @@
           <w:rFonts w:ascii="Times New Roman" w:hAnsi="Times New Roman" w:cs="Times New Roman" w:eastAsia="ＭＳ Ｐ明朝"/>
           <w:lang w:val="en-US" w:eastAsia="ja-JP"/>
         </w:rPr>
-        <w:t xml:space="preserve">　本研究はジョブショップスケジューリング問題（JSP）の作業遅延を対象に、生産効率と安定性の二目的最適化として再スケジューリングを扱う。検証するのは次の二点である。第一に、</w:t>
+        <w:t xml:space="preserve">　本研究はジョブショップスケジューリング問題（JSP）の作業遅延を対象に、生産効率と安定性の二目的最適化として再スケジューリングを扱い、二つの仮説を検証する。</w:t>
       </w:r>
       <w:r>
         <w:rPr>
@@ -270,7 +325,7 @@
           <w:rFonts w:ascii="Times New Roman" w:hAnsi="Times New Roman" w:cs="Times New Roman" w:eastAsia="ＭＳ Ｐ明朝"/>
           <w:lang w:val="en-US" w:eastAsia="ja-JP"/>
         </w:rPr>
-        <w:t xml:space="preserve"> を初期解として少しずつ変更する単点探索は、交叉で解を大きく組み替える多点探索よりも、安定性が高く生産効率も良い解を多く得られるという仮説。第二に、多点探索に欠けるこの能力を補うため、解を </w:t>
+        <w:t xml:space="preserve"> を初期解として少しずつ変形する単点探索は高安定領域を小刻みに埋めていけるのに対し、交叉で 2 親の構造を組み替える多点探索は、同じ局所探索を備えてもこの領域の埋まり方が粗くなる（H1）。多点探索に欠けているのがこの力であるなら、解を </w:t>
       </w:r>
       <w:r>
         <w:rPr>
@@ -292,28 +347,7 @@
           <w:rFonts w:ascii="Times New Roman" w:hAnsi="Times New Roman" w:cs="Times New Roman" w:eastAsia="ＭＳ Ｐ明朝"/>
           <w:lang w:val="en-US" w:eastAsia="ja-JP"/>
         </w:rPr>
-        <w:t xml:space="preserve"> へ引き寄せる操作を path relinking（以下、PR）</w:t>
-      </w:r>
-      <w:r>
-        <w:rPr>
-          <w:rFonts w:ascii="Times New Roman" w:hAnsi="Times New Roman" w:cs="Times New Roman"/>
-          <w:vertAlign w:val="superscript"/>
-        </w:rPr>
-        <w:t xml:space="preserve">3</w:t>
-      </w:r>
-      <w:r>
-        <w:rPr>
-          <w:rFonts w:ascii="Times New Roman" w:hAnsi="Times New Roman" w:cs="Times New Roman"/>
-          <w:vertAlign w:val="superscript"/>
-        </w:rPr>
-        <w:t xml:space="preserve">)</w:t>
-      </w:r>
-      <w:r>
-        <w:rPr>
-          <w:rFonts w:ascii="Times New Roman" w:hAnsi="Times New Roman" w:cs="Times New Roman" w:eastAsia="ＭＳ Ｐ明朝"/>
-          <w:lang w:val="en-US" w:eastAsia="ja-JP"/>
-        </w:rPr>
-        <w:t xml:space="preserve"> に基づいて提案し、その効果が探索構造によってどう変わるかである。</w:t>
+        <w:t xml:space="preserve"> の方向へ引き戻す安定性誘導演算子（以下、演算子）を載せれば不足は埋まる（H2）。自力でこの領域を埋めている単点探索への上積みは自明でないため向きは予測せず、同一の演算子を両構造に載せて比較する。</w:t>
       </w:r>
     </w:p>
     <w:p>
@@ -325,7 +359,7 @@
           <w:rFonts w:ascii="Times New Roman" w:hAnsi="Times New Roman" w:cs="Times New Roman" w:eastAsia="ＭＳ Ｐ明朝"/>
           <w:lang w:val="en-US" w:eastAsia="ja-JP"/>
         </w:rPr>
-        <w:t xml:space="preserve">問題設定</w:t>
+        <w:t xml:space="preserve">問題設定と評価指標</w:t>
       </w:r>
     </w:p>
     <w:p>
@@ -365,7 +399,7 @@
           <w:rFonts w:ascii="Times New Roman" w:hAnsi="Times New Roman" w:cs="Times New Roman" w:eastAsia="ＭＳ Ｐ明朝"/>
           <w:lang w:val="en-US" w:eastAsia="ja-JP"/>
         </w:rPr>
-        <w:t xml:space="preserve"> 機械の JSP に外乱（単一作業の遅延、遅延量 </w:t>
+        <w:t xml:space="preserve"> 機械の JSP に単一作業の遅延（遅延量 </w:t>
       </w:r>
       <w:r>
         <w:rPr>
@@ -379,7 +413,7 @@
           <w:rFonts w:ascii="Times New Roman" w:hAnsi="Times New Roman" w:cs="Times New Roman" w:eastAsia="ＭＳ Ｐ明朝"/>
           <w:lang w:val="en-US" w:eastAsia="ja-JP"/>
         </w:rPr>
-        <w:t xml:space="preserve">）が発生したのちに、初期スケジュール </w:t>
+        <w:t xml:space="preserve">）が発生した後、初期スケジュール </w:t>
       </w:r>
       <w:r>
         <w:rPr>
@@ -488,7 +522,7 @@
           <w:rFonts w:ascii="Times New Roman" w:hAnsi="Times New Roman" w:cs="Times New Roman" w:eastAsia="ＭＳ Ｐ明朝"/>
           <w:lang w:val="en-US" w:eastAsia="ja-JP"/>
         </w:rPr>
-        <w:t xml:space="preserve"> を最適化対象とする。決定変数は最適化対象作業の機械ごとの処理順序であり、各作業を最早可能時刻へ詰めて実スケジュールに変換する。</w:t>
+        <w:t xml:space="preserve"> を最適化対象とする。決定変数は最適化対象作業の機械ごとの処理順序で、各作業を最早可能時刻へ詰めて実スケジュールに変換する。</w:t>
       </w:r>
     </w:p>
     <w:p>
@@ -500,7 +534,7 @@
           <w:rFonts w:ascii="Times New Roman" w:hAnsi="Times New Roman" w:cs="Times New Roman" w:eastAsia="ＭＳ Ｐ明朝"/>
           <w:lang w:val="en-US" w:eastAsia="ja-JP"/>
         </w:rPr>
-        <w:t xml:space="preserve">　安定性は処理順序（順列）の変更量で測る。機械 </w:t>
+        <w:t xml:space="preserve">　安定性は処理順序の変更量で測る。機械 </w:t>
       </w:r>
       <w:r>
         <w:rPr>
@@ -565,7 +599,7 @@
           <w:rFonts w:ascii="Times New Roman" w:hAnsi="Times New Roman" w:cs="Times New Roman" w:eastAsia="ＭＳ Ｐ明朝"/>
           <w:lang w:val="en-US" w:eastAsia="ja-JP"/>
         </w:rPr>
-        <w:t xml:space="preserve"> として、変更量 </w:t>
+        <w:t xml:space="preserve"> として、順序偏差 </w:t>
       </w:r>
       <w:r>
         <w:rPr>
@@ -869,33 +903,6 @@
       </w:r>
       <w:r>
         <w:rPr>
-          <w:rFonts w:ascii="Times New Roman" w:hAnsi="Times New Roman" w:cs="Times New Roman"/>
-        </w:rPr>
-        <w:t xml:space="preserve">(</w:t>
-      </w:r>
-      <w:r>
-        <w:rPr>
-          <w:rFonts w:ascii="Times New Roman" w:hAnsi="Times New Roman" w:cs="Times New Roman"/>
-          <w:i/>
-        </w:rPr>
-        <w:t xml:space="preserve">S</w:t>
-      </w:r>
-      <w:r>
-        <w:rPr>
-          <w:rFonts w:ascii="Times New Roman" w:hAnsi="Times New Roman" w:cs="Times New Roman"/>
-          <w:i/>
-          <w:vertAlign w:val="subscript"/>
-        </w:rPr>
-        <w:t xml:space="preserve">q</w:t>
-      </w:r>
-      <w:r>
-        <w:rPr>
-          <w:rFonts w:ascii="Times New Roman" w:hAnsi="Times New Roman" w:cs="Times New Roman"/>
-        </w:rPr>
-        <w:t xml:space="preserve">)</w:t>
-      </w:r>
-      <w:r>
-        <w:rPr>
           <w:rFonts w:ascii="Times New Roman" w:hAnsi="Times New Roman" w:cs="Times New Roman" w:eastAsia="ＭＳ Ｐ明朝"/>
           <w:lang w:val="en-US" w:eastAsia="ja-JP"/>
         </w:rPr>
@@ -913,7 +920,7 @@
           <w:rFonts w:ascii="Times New Roman" w:hAnsi="Times New Roman" w:cs="Times New Roman" w:eastAsia="ＭＳ Ｐ明朝"/>
           <w:lang w:val="en-US" w:eastAsia="ja-JP"/>
         </w:rPr>
-        <w:t xml:space="preserve"> の二目的は、重み </w:t>
+        <w:t xml:space="preserve"> の二目的は、各目的関数値を min-max 正規化し、重み </w:t>
       </w:r>
       <w:r>
         <w:rPr>
@@ -1157,7 +1164,7 @@
           <w:rFonts w:ascii="Times New Roman" w:hAnsi="Times New Roman" w:cs="Times New Roman" w:eastAsia="ＭＳ Ｐ明朝"/>
           <w:lang w:val="en-US" w:eastAsia="ja-JP"/>
         </w:rPr>
-        <w:t xml:space="preserve">　式(2)では各目的関数値を min-max 正規化して用いる。</w:t>
+        <w:t xml:space="preserve">　</w:t>
       </w:r>
       <w:r>
         <w:rPr>
@@ -1171,7 +1178,7 @@
           <w:rFonts w:ascii="Times New Roman" w:hAnsi="Times New Roman" w:cs="Times New Roman" w:eastAsia="ＭＳ Ｐ明朝"/>
           <w:lang w:val="en-US" w:eastAsia="ja-JP"/>
         </w:rPr>
-        <w:t xml:space="preserve"> を 0〜0.9 の 10 点で掃引し、各探索が訪問した全非劣解を保存したうえで、得られた Pareto フロントの hypervolume（以下、HV）で評価する。評価軸は、全領域を対象とする統合 HV と、</w:t>
+        <w:t xml:space="preserve"> を 0〜0.9 の 10 点で掃引し、各探索が選択にかける前に生成した全解から非劣解を保存して、Pareto フロントの hypervolume（以下、HV）で評価する。指標は、トレードオフ全体の品質を測る全域 HV、高安定領域（</w:t>
       </w:r>
       <w:r>
         <w:rPr>
@@ -1185,29 +1192,35 @@
           <w:rFonts w:ascii="Times New Roman" w:hAnsi="Times New Roman" w:cs="Times New Roman" w:eastAsia="ＭＳ Ｐ明朝"/>
           <w:lang w:val="en-US" w:eastAsia="ja-JP"/>
         </w:rPr>
-        <w:t xml:space="preserve"> が全手法の Pareto 解の中央値未満である高安定領域に限った高安定 HV の 2 つとする。後者は、再スケジューリングが実際に重視する </w:t>
-      </w:r>
-      <w:r>
-        <w:rPr>
-          <w:rFonts w:ascii="Times New Roman" w:hAnsi="Times New Roman" w:cs="Times New Roman"/>
-          <w:i/>
-        </w:rPr>
-        <w:t xml:space="preserve">S</w:t>
-      </w:r>
-      <w:r>
-        <w:rPr>
-          <w:rFonts w:ascii="Times New Roman" w:hAnsi="Times New Roman" w:cs="Times New Roman"/>
-          <w:i/>
+        <w:t xml:space="preserve"> が全手法の Pareto 解の中央値 </w:t>
+      </w:r>
+      <w:r>
+        <w:rPr>
+          <w:rFonts w:ascii="Times New Roman" w:hAnsi="Times New Roman" w:cs="Times New Roman"/>
+          <w:i/>
+        </w:rPr>
+        <w:t xml:space="preserve">P</w:t>
+      </w:r>
+      <w:r>
+        <w:rPr>
+          <w:rFonts w:ascii="Times New Roman" w:hAnsi="Times New Roman" w:cs="Times New Roman"/>
           <w:vertAlign w:val="subscript"/>
         </w:rPr>
-        <w:t xml:space="preserve">p</w:t>
-      </w:r>
-      <w:r>
-        <w:rPr>
-          <w:rFonts w:ascii="Times New Roman" w:hAnsi="Times New Roman" w:cs="Times New Roman" w:eastAsia="ＭＳ Ｐ明朝"/>
-          <w:lang w:val="en-US" w:eastAsia="ja-JP"/>
-        </w:rPr>
-        <w:t xml:space="preserve"> 近傍の充填度を測る。</w:t>
+        <w:t xml:space="preserve">5</w:t>
+      </w:r>
+      <w:r>
+        <w:rPr>
+          <w:rFonts w:ascii="Times New Roman" w:hAnsi="Times New Roman" w:cs="Times New Roman"/>
+          <w:vertAlign w:val="subscript"/>
+        </w:rPr>
+        <w:t xml:space="preserve">0</w:t>
+      </w:r>
+      <w:r>
+        <w:rPr>
+          <w:rFonts w:ascii="Times New Roman" w:hAnsi="Times New Roman" w:cs="Times New Roman" w:eastAsia="ＭＳ Ｐ明朝"/>
+          <w:lang w:val="en-US" w:eastAsia="ja-JP"/>
+        </w:rPr>
+        <w:t xml:space="preserve"> 未満）に限った高安定 HV、探索の立ち上がりの速さを測る anytime 性能 AOC（重みごとの HV–対数時間曲線の時間平均）の 3 つとする。</w:t>
       </w:r>
     </w:p>
     <w:p>
@@ -1219,7 +1232,7 @@
           <w:rFonts w:ascii="Times New Roman" w:hAnsi="Times New Roman" w:cs="Times New Roman" w:eastAsia="ＭＳ Ｐ明朝"/>
           <w:lang w:val="en-US" w:eastAsia="ja-JP"/>
         </w:rPr>
-        <w:t xml:space="preserve">比較する探索構造と提案操作</w:t>
+        <w:t xml:space="preserve">比較する探索構造と演算子</w:t>
       </w:r>
     </w:p>
     <w:p>
@@ -1254,6 +1267,27 @@
           <w:rFonts w:ascii="Times New Roman" w:hAnsi="Times New Roman" w:cs="Times New Roman"/>
           <w:vertAlign w:val="superscript"/>
         </w:rPr>
+        <w:t xml:space="preserve">3</w:t>
+      </w:r>
+      <w:r>
+        <w:rPr>
+          <w:rFonts w:ascii="Times New Roman" w:hAnsi="Times New Roman" w:cs="Times New Roman"/>
+          <w:vertAlign w:val="superscript"/>
+        </w:rPr>
+        <w:t xml:space="preserve">)</w:t>
+      </w:r>
+      <w:r>
+        <w:rPr>
+          <w:rFonts w:ascii="Times New Roman" w:hAnsi="Times New Roman" w:cs="Times New Roman" w:eastAsia="ＭＳ Ｐ明朝"/>
+          <w:lang w:val="en-US" w:eastAsia="ja-JP"/>
+        </w:rPr>
+        <w:t xml:space="preserve">（クリティカルブロック端の隣接 swap）とし、採否は式(2)で判定する。単点探索は反復局所探索（ILS）</w:t>
+      </w:r>
+      <w:r>
+        <w:rPr>
+          <w:rFonts w:ascii="Times New Roman" w:hAnsi="Times New Roman" w:cs="Times New Roman"/>
+          <w:vertAlign w:val="superscript"/>
+        </w:rPr>
         <w:t xml:space="preserve">4</w:t>
       </w:r>
       <w:r>
@@ -1268,27 +1302,6 @@
           <w:rFonts w:ascii="Times New Roman" w:hAnsi="Times New Roman" w:cs="Times New Roman" w:eastAsia="ＭＳ Ｐ明朝"/>
           <w:lang w:val="en-US" w:eastAsia="ja-JP"/>
         </w:rPr>
-        <w:t xml:space="preserve">（クリティカルブロック端の隣接 swap）とし、採否は式(2)で判定する。単点探索は反復局所探索</w:t>
-      </w:r>
-      <w:r>
-        <w:rPr>
-          <w:rFonts w:ascii="Times New Roman" w:hAnsi="Times New Roman" w:cs="Times New Roman"/>
-          <w:vertAlign w:val="superscript"/>
-        </w:rPr>
-        <w:t xml:space="preserve">5</w:t>
-      </w:r>
-      <w:r>
-        <w:rPr>
-          <w:rFonts w:ascii="Times New Roman" w:hAnsi="Times New Roman" w:cs="Times New Roman"/>
-          <w:vertAlign w:val="superscript"/>
-        </w:rPr>
-        <w:t xml:space="preserve">)</w:t>
-      </w:r>
-      <w:r>
-        <w:rPr>
-          <w:rFonts w:ascii="Times New Roman" w:hAnsi="Times New Roman" w:cs="Times New Roman" w:eastAsia="ＭＳ Ｐ明朝"/>
-          <w:lang w:val="en-US" w:eastAsia="ja-JP"/>
-        </w:rPr>
         <w:t xml:space="preserve"> とし、</w:t>
       </w:r>
       <w:r>
@@ -1311,7 +1324,7 @@
           <w:rFonts w:ascii="Times New Roman" w:hAnsi="Times New Roman" w:cs="Times New Roman" w:eastAsia="ＭＳ Ｐ明朝"/>
           <w:lang w:val="en-US" w:eastAsia="ja-JP"/>
         </w:rPr>
-        <w:t xml:space="preserve"> を初期解として、局所探索と insert 移動による摂動を交互に適用する。多点探索は operation-based 表現の GA の各個体に同じ N5 局所探索を適用した遺伝的局所探索とし、初期集団に </w:t>
+        <w:t xml:space="preserve"> を初期解に、局所探索と insert 移動による摂動を交互に適用する。多点探索は operation-based 表現の GA の各個体に同じ N5 を適用した Memetic とし、初期集団に </w:t>
       </w:r>
       <w:r>
         <w:rPr>
@@ -1333,29 +1346,7 @@
           <w:rFonts w:ascii="Times New Roman" w:hAnsi="Times New Roman" w:cs="Times New Roman" w:eastAsia="ＭＳ Ｐ明朝"/>
           <w:lang w:val="en-US" w:eastAsia="ja-JP"/>
         </w:rPr>
-        <w:t xml:space="preserve"> を含める。交叉は 2 親の構造を大きく組み替える操作であり、子個体が </w:t>
-      </w:r>
-      <w:r>
-        <w:rPr>
-          <w:rFonts w:ascii="Times New Roman" w:hAnsi="Times New Roman" w:cs="Times New Roman"/>
-          <w:i/>
-        </w:rPr>
-        <w:t xml:space="preserve">S</w:t>
-      </w:r>
-      <w:r>
-        <w:rPr>
-          <w:rFonts w:ascii="Times New Roman" w:hAnsi="Times New Roman" w:cs="Times New Roman"/>
-          <w:i/>
-          <w:vertAlign w:val="subscript"/>
-        </w:rPr>
-        <w:t xml:space="preserve">p</w:t>
-      </w:r>
-      <w:r>
-        <w:rPr>
-          <w:rFonts w:ascii="Times New Roman" w:hAnsi="Times New Roman" w:cs="Times New Roman" w:eastAsia="ＭＳ Ｐ明朝"/>
-          <w:lang w:val="en-US" w:eastAsia="ja-JP"/>
-        </w:rPr>
-        <w:t xml:space="preserve"> 近傍から飛びやすいため、同じ局所探索を備えても高安定領域の充填は粗くなると予想される。</w:t>
+        <w:t xml:space="preserve"> を含める。</w:t>
       </w:r>
     </w:p>
     <w:p>
@@ -1371,7 +1362,7 @@
           <w:rFonts w:ascii="Times New Roman" w:hAnsi="Times New Roman" w:cs="Times New Roman" w:eastAsia="ＭＳ Ｐ明朝"/>
           <w:lang w:val="en-US" w:eastAsia="ja-JP"/>
         </w:rPr>
-        <w:t xml:space="preserve">安定性誘導操作（PR・repair）</w:t>
+        <w:t xml:space="preserve">安定性誘導演算子（PR・repair）</w:t>
       </w:r>
     </w:p>
     <w:p>
@@ -1390,7 +1381,7 @@
           <w:rFonts w:ascii="Times New Roman" w:hAnsi="Times New Roman" w:cs="Times New Roman"/>
           <w:vertAlign w:val="superscript"/>
         </w:rPr>
-        <w:t xml:space="preserve">3</w:t>
+        <w:t xml:space="preserve">5</w:t>
       </w:r>
       <w:r>
         <w:rPr>
@@ -1404,7 +1395,7 @@
           <w:rFonts w:ascii="Times New Roman" w:hAnsi="Times New Roman" w:cs="Times New Roman" w:eastAsia="ＭＳ Ｐ明朝"/>
           <w:lang w:val="en-US" w:eastAsia="ja-JP"/>
         </w:rPr>
-        <w:t xml:space="preserve">。本研究はこれを再スケジューリングの構造に合わせ、経路の到達先（guiding solution）を初期スケジュール </w:t>
+        <w:t xml:space="preserve">。本研究はこれを再スケジューリングの構造に合わせ、経路の到達先（guiding solution）を </w:t>
       </w:r>
       <w:r>
         <w:rPr>
@@ -1426,7 +1417,7 @@
           <w:rFonts w:ascii="Times New Roman" w:hAnsi="Times New Roman" w:cs="Times New Roman" w:eastAsia="ＭＳ Ｐ明朝"/>
           <w:lang w:val="en-US" w:eastAsia="ja-JP"/>
         </w:rPr>
-        <w:t xml:space="preserve"> の一点に固定する。すなわち現在解から </w:t>
+        <w:t xml:space="preserve"> に固定する。すなわち現在解から、両者で処理順位が食い違う作業を 1 つずつ </w:t>
       </w:r>
       <w:r>
         <w:rPr>
@@ -1448,7 +1439,7 @@
           <w:rFonts w:ascii="Times New Roman" w:hAnsi="Times New Roman" w:cs="Times New Roman" w:eastAsia="ＭＳ Ｐ明朝"/>
           <w:lang w:val="en-US" w:eastAsia="ja-JP"/>
         </w:rPr>
-        <w:t xml:space="preserve"> へ向けて、両者が食い違う機械上の位置に </w:t>
+        <w:t xml:space="preserve"> での順位へ入れ替える swap 移動で経路をたどり、経路上の最良解を返す。</w:t>
       </w:r>
       <w:r>
         <w:rPr>
@@ -1470,29 +1461,21 @@
           <w:rFonts w:ascii="Times New Roman" w:hAnsi="Times New Roman" w:cs="Times New Roman" w:eastAsia="ＭＳ Ｐ明朝"/>
           <w:lang w:val="en-US" w:eastAsia="ja-JP"/>
         </w:rPr>
-        <w:t xml:space="preserve"> の作業が来るよう入れ替える swap 移動で不一致数を 1 つずつ縮めながら経路をたどり、経路上の最良解を返す。</w:t>
-      </w:r>
-      <w:r>
-        <w:rPr>
-          <w:rFonts w:ascii="Times New Roman" w:hAnsi="Times New Roman" w:cs="Times New Roman"/>
-          <w:i/>
-        </w:rPr>
-        <w:t xml:space="preserve">S</w:t>
-      </w:r>
-      <w:r>
-        <w:rPr>
-          <w:rFonts w:ascii="Times New Roman" w:hAnsi="Times New Roman" w:cs="Times New Roman"/>
-          <w:i/>
-          <w:vertAlign w:val="subscript"/>
-        </w:rPr>
-        <w:t xml:space="preserve">p</w:t>
-      </w:r>
-      <w:r>
-        <w:rPr>
-          <w:rFonts w:ascii="Times New Roman" w:hAnsi="Times New Roman" w:cs="Times New Roman" w:eastAsia="ＭＳ Ｐ明朝"/>
-          <w:lang w:val="en-US" w:eastAsia="ja-JP"/>
-        </w:rPr>
-        <w:t xml:space="preserve"> は安定性目的の最適端点であり、この操作は解を安定側へ方向づける移動として解釈でき、経路上の中間解は生産効率と安定性のトレードオフ上に並ぶ。あわせて、この swap 移動を数手で打ち切って局所探索で再最適化する簡略版を repair と呼ぶ。両操作は、単点探索には摂動として、多点探索には各個体の精緻化として組み込む。搭載するのは同一の操作で、異なるのは発動のさせ方だけである。</w:t>
+        <w:t xml:space="preserve"> は安定性目的の最適端点なので、経路上の中間解は生産効率と安定性のトレードオフ上に並ぶ。経路を深さ </w:t>
+      </w:r>
+      <w:r>
+        <w:rPr>
+          <w:rFonts w:ascii="Times New Roman" w:hAnsi="Times New Roman" w:cs="Times New Roman"/>
+          <w:i/>
+        </w:rPr>
+        <w:t xml:space="preserve">k</w:t>
+      </w:r>
+      <w:r>
+        <w:rPr>
+          <w:rFonts w:ascii="Times New Roman" w:hAnsi="Times New Roman" w:cs="Times New Roman" w:eastAsia="ＭＳ Ｐ明朝"/>
+          <w:lang w:val="en-US" w:eastAsia="ja-JP"/>
+        </w:rPr>
+        <w:t xml:space="preserve"> 手で打ち切り、到達点だけを局所探索で再最適化する簡略版（repair）も用いる。両演算子は、単点探索には摂動として、多点探索には各個体の精緻化として組み込む。</w:t>
       </w:r>
     </w:p>
     <w:p>
@@ -1532,7 +1515,7 @@
           <w:rFonts w:ascii="Times New Roman" w:hAnsi="Times New Roman" w:cs="Times New Roman" w:eastAsia="ＭＳ Ｐ明朝"/>
           <w:lang w:val="en-US" w:eastAsia="ja-JP"/>
         </w:rPr>
-        <w:t xml:space="preserve">　ベンチマーク問題 mt10（10×10）・la21（15×10）・la36・la40（15×15）・ta21（20×20）に、遅延量 </w:t>
+        <w:t xml:space="preserve">　ベンチマーク問題 mt10・la21・la36・la40・ta21（10×10〜20×20）に、遅延量 </w:t>
       </w:r>
       <w:r>
         <w:rPr>
@@ -1546,7 +1529,7 @@
           <w:rFonts w:ascii="Times New Roman" w:hAnsi="Times New Roman" w:cs="Times New Roman" w:eastAsia="ＭＳ Ｐ明朝"/>
           <w:lang w:val="en-US" w:eastAsia="ja-JP"/>
         </w:rPr>
-        <w:t xml:space="preserve">=60〜148 の単一作業遅延を与えた 8 シナリオを用いる。シナリオは、全作業のうち再最適化対象となる割合（以下、再スケジューリング率 </w:t>
+        <w:t xml:space="preserve">=60〜148 の単一作業遅延を与えた 8 シナリオを用いる。シナリオは、全作業のうち最適化対象となる割合（以下、再スケジューリング率 </w:t>
       </w:r>
       <w:r>
         <w:rPr>
@@ -1560,7 +1543,7 @@
           <w:rFonts w:ascii="Times New Roman" w:hAnsi="Times New Roman" w:cs="Times New Roman" w:eastAsia="ＭＳ Ｐ明朝"/>
           <w:lang w:val="en-US" w:eastAsia="ja-JP"/>
         </w:rPr>
-        <w:t xml:space="preserve">）を統制軸として 27〜82% の範囲で構成し、la36 では同一問題・同一 </w:t>
+        <w:t xml:space="preserve">）を統制軸として 27〜82% の範囲で構成する（la36 は同一問題・同一 </w:t>
       </w:r>
       <w:r>
         <w:rPr>
@@ -1596,7 +1579,21 @@
           <w:rFonts w:ascii="Times New Roman" w:hAnsi="Times New Roman" w:cs="Times New Roman" w:eastAsia="ＭＳ Ｐ明朝"/>
           <w:lang w:val="en-US" w:eastAsia="ja-JP"/>
         </w:rPr>
-        <w:t xml:space="preserve"> のみを 27/54/73% と変える。計算予算は単点探索 3000 反復・多点探索 500 世代とし、各（シナリオ×手法）条件で 10 試行を行う。検定には試行対応ありの片側 Wilcoxon 符号順位検定を、効果量には Cliff's </w:t>
+        <w:t xml:space="preserve"> のみを 27/54/73% と変えた 3 シナリオ）。計算予算は単点探索 3000 反復・多点探索 500 世代とし、各条件で 10 試行を行う。検定には両側 Mann–Whitney の </w:t>
+      </w:r>
+      <w:r>
+        <w:rPr>
+          <w:rFonts w:ascii="Times New Roman" w:hAnsi="Times New Roman" w:cs="Times New Roman"/>
+          <w:i/>
+        </w:rPr>
+        <w:t xml:space="preserve">U</w:t>
+      </w:r>
+      <w:r>
+        <w:rPr>
+          <w:rFonts w:ascii="Times New Roman" w:hAnsi="Times New Roman" w:cs="Times New Roman" w:eastAsia="ＭＳ Ｐ明朝"/>
+          <w:lang w:val="en-US" w:eastAsia="ja-JP"/>
+        </w:rPr>
+        <w:t xml:space="preserve"> 検定と効果量 Cliff's </w:t>
       </w:r>
       <w:r>
         <w:rPr>
@@ -1610,7 +1607,7 @@
           <w:rFonts w:ascii="Times New Roman" w:hAnsi="Times New Roman" w:cs="Times New Roman" w:eastAsia="ＭＳ Ｐ明朝"/>
           <w:lang w:val="en-US" w:eastAsia="ja-JP"/>
         </w:rPr>
-        <w:t xml:space="preserve"> を用いる。</w:t>
+        <w:t xml:space="preserve"> を用い、8 シナリオにわたる同一の比較は Holm 法で補正する。</w:t>
       </w:r>
     </w:p>
     <w:p>
@@ -1626,7 +1623,7 @@
           <w:rFonts w:ascii="Times New Roman" w:hAnsi="Times New Roman" w:cs="Times New Roman" w:eastAsia="ＭＳ Ｐ明朝"/>
           <w:lang w:val="en-US" w:eastAsia="ja-JP"/>
         </w:rPr>
-        <w:t xml:space="preserve">結果</w:t>
+        <w:t xml:space="preserve">高安定領域の品質</w:t>
       </w:r>
     </w:p>
     <w:p>
@@ -1638,7 +1635,7 @@
           <w:rFonts w:ascii="Times New Roman" w:hAnsi="Times New Roman" w:cs="Times New Roman" w:eastAsia="ＭＳ Ｐ明朝"/>
           <w:lang w:val="en-US" w:eastAsia="ja-JP"/>
         </w:rPr>
-        <w:t xml:space="preserve">　高安定 HV を図1に示す。単点探索は全 8 シナリオで多点探索を上回り、その差は全試行で完全に分離した（</w:t>
+        <w:t xml:space="preserve">　高安定 HV を図1に示す。演算子を載せない状態で、単点探索は全 8 シナリオで多点探索を上回り、その差は全試行で完全に分離した（</w:t>
       </w:r>
       <w:r>
         <w:rPr>
@@ -1652,7 +1649,7 @@
           <w:rFonts w:ascii="Times New Roman" w:hAnsi="Times New Roman" w:cs="Times New Roman" w:eastAsia="ＭＳ Ｐ明朝"/>
           <w:lang w:val="en-US" w:eastAsia="ja-JP"/>
         </w:rPr>
-        <w:t xml:space="preserve">=0.001, |</w:t>
+        <w:t xml:space="preserve">&lt;0.001, |</w:t>
       </w:r>
       <w:r>
         <w:rPr>
@@ -1680,29 +1677,7 @@
           <w:rFonts w:ascii="Times New Roman" w:hAnsi="Times New Roman" w:cs="Times New Roman" w:eastAsia="ＭＳ Ｐ明朝"/>
           <w:lang w:val="en-US" w:eastAsia="ja-JP"/>
         </w:rPr>
-        <w:t xml:space="preserve"> の低い 3 シナリオ（la36S・ta21S・la40）では、多点探索は高安定領域に解を 1 つも到達できなかった。一方で統合 HV では両者は互角であり（単点探索 5 勝・多点探索 3 勝）、差は高安定領域に限って現れる。すなわち、初期解 </w:t>
-      </w:r>
-      <w:r>
-        <w:rPr>
-          <w:rFonts w:ascii="Times New Roman" w:hAnsi="Times New Roman" w:cs="Times New Roman"/>
-          <w:i/>
-        </w:rPr>
-        <w:t xml:space="preserve">S</w:t>
-      </w:r>
-      <w:r>
-        <w:rPr>
-          <w:rFonts w:ascii="Times New Roman" w:hAnsi="Times New Roman" w:cs="Times New Roman"/>
-          <w:i/>
-          <w:vertAlign w:val="subscript"/>
-        </w:rPr>
-        <w:t xml:space="preserve">p</w:t>
-      </w:r>
-      <w:r>
-        <w:rPr>
-          <w:rFonts w:ascii="Times New Roman" w:hAnsi="Times New Roman" w:cs="Times New Roman" w:eastAsia="ＭＳ Ｐ明朝"/>
-          <w:lang w:val="en-US" w:eastAsia="ja-JP"/>
-        </w:rPr>
-        <w:t xml:space="preserve"> が存在するという特性のもとで単点探索が有利であるという仮説が支持された。</w:t>
+        <w:t xml:space="preserve"> の低い 3 シナリオ（la36S・ta21S・la40）では、多点探索は高安定領域に非劣解をほとんど得られず、残る 5 シナリオでも単点探索が 2.0〜4.5 倍である。H1 は支持された。</w:t>
       </w:r>
     </w:p>
     <w:p>
@@ -1714,7 +1689,7 @@
       <w:r>
         <w:drawing>
           <wp:inline xmlns:a="http://schemas.openxmlformats.org/drawingml/2006/main" xmlns:pic="http://schemas.openxmlformats.org/drawingml/2006/picture">
-            <wp:extent cx="2933700" cy="1508760"/>
+            <wp:extent cx="2933700" cy="1331806"/>
             <wp:docPr id="1" name="Picture 1"/>
             <wp:cNvGraphicFramePr>
               <a:graphicFrameLocks noChangeAspect="1"/>
@@ -1735,7 +1710,7 @@
                   <pic:spPr>
                     <a:xfrm>
                       <a:off x="0" y="0"/>
-                      <a:ext cx="2933700" cy="1508760"/>
+                      <a:ext cx="2933700" cy="1331806"/>
                     </a:xfrm>
                     <a:prstGeom prst="rect"/>
                   </pic:spPr>
@@ -1784,7 +1759,7 @@
           <w:rFonts w:ascii="Times New Roman" w:hAnsi="Times New Roman" w:cs="Times New Roman" w:eastAsia="ＭＳ Ｐ明朝"/>
           <w:lang w:val="en-US" w:eastAsia="ja-JP"/>
         </w:rPr>
-        <w:t xml:space="preserve"> の昇順、「0」は高安定領域への到達なしを示す。</w:t>
+        <w:t xml:space="preserve"> の昇順。「0」は高安定領域に解なし、repair も同水準。</w:t>
       </w:r>
     </w:p>
     <w:p>
@@ -1796,7 +1771,7 @@
           <w:rFonts w:ascii="Times New Roman" w:hAnsi="Times New Roman" w:cs="Times New Roman" w:eastAsia="ＭＳ Ｐ明朝"/>
           <w:lang w:val="en-US" w:eastAsia="ja-JP"/>
         </w:rPr>
-        <w:t xml:space="preserve">　提案操作を組み込むと、多点探索の高安定 HV は全 8 シナリオの全試行で改善し（</w:t>
+        <w:t xml:space="preserve">　演算子を載せると、多点探索の高安定 HV は全 8 シナリオの全試行で押し上がり（</w:t>
       </w:r>
       <w:r>
         <w:rPr>
@@ -1810,7 +1785,7 @@
           <w:rFonts w:ascii="Times New Roman" w:hAnsi="Times New Roman" w:cs="Times New Roman" w:eastAsia="ＭＳ Ｐ明朝"/>
           <w:lang w:val="en-US" w:eastAsia="ja-JP"/>
         </w:rPr>
-        <w:t xml:space="preserve">=0.001, |</w:t>
+        <w:t xml:space="preserve">&lt;0.001, |</w:t>
       </w:r>
       <w:r>
         <w:rPr>
@@ -1824,21 +1799,47 @@
           <w:rFonts w:ascii="Times New Roman" w:hAnsi="Times New Roman" w:cs="Times New Roman" w:eastAsia="ＭＳ Ｐ明朝"/>
           <w:lang w:val="en-US" w:eastAsia="ja-JP"/>
         </w:rPr>
-        <w:t xml:space="preserve">|=1.0）、単点探索と同等の水準に達した（図1）。これに対し単点探索では改善はわずかで、有意な改善は </w:t>
-      </w:r>
-      <w:r>
-        <w:rPr>
-          <w:rFonts w:ascii="Times New Roman" w:hAnsi="Times New Roman" w:cs="Times New Roman"/>
-          <w:i/>
-        </w:rPr>
-        <w:t xml:space="preserve">ρ</w:t>
-      </w:r>
-      <w:r>
-        <w:rPr>
-          <w:rFonts w:ascii="Times New Roman" w:hAnsi="Times New Roman" w:cs="Times New Roman" w:eastAsia="ＭＳ Ｐ明朝"/>
-          <w:lang w:val="en-US" w:eastAsia="ja-JP"/>
-        </w:rPr>
-        <w:t xml:space="preserve"> が最も高い 2 シナリオ（la36L・ta21L）に限られた。すなわち、同一の操作でも効果は探索構造に依存して非対称に現れる。この非対称は、多点探索では交叉によって </w:t>
+        <w:t xml:space="preserve">|=1.0）、8 シナリオ中 7 つで単点探索と同等以上に達した（残る la40 では 5〜10% 下回る）。H2 はこの 1 シナリオを除いて支持された。一方、単点探索で高安定 HV が伸びるのは 8 シナリオ中 2 つにとどまり、Holm 補正後に残るのは 1 つだけである。すなわち同一の演算子でも、効果は探索構造によって非対称に現れる。</w:t>
+      </w:r>
+    </w:p>
+    <w:p>
+      <w:pPr>
+        <w:pStyle w:val="ima010"/>
+      </w:pPr>
+      <w:r>
+        <w:rPr>
+          <w:rFonts w:ascii="Times New Roman" w:hAnsi="Times New Roman" w:cs="Times New Roman" w:eastAsia="ＭＳ Ｐ明朝"/>
+          <w:lang w:val="en-US" w:eastAsia="ja-JP"/>
+        </w:rPr>
+        <w:t xml:space="preserve">　この非対称を分けているのは、構造そのものというより、その構造が到達水準に自力で届いているかである。高安定 HV には複数の手法が集まって止まる水準があり（どのシナリオでも 7 手法中 3〜5 手法が最良値の 2% 以内）、届いていなければ演算子は高安定 HV を押し上げ、届いていれば伸びない。</w:t>
+      </w:r>
+    </w:p>
+    <w:p>
+      <w:pPr>
+        <w:pStyle w:val="Jima005"/>
+        <w:numPr>
+          <w:ilvl w:val="1"/>
+          <w:numId w:val="1"/>
+        </w:numPr>
+      </w:pPr>
+      <w:r>
+        <w:rPr>
+          <w:rFonts w:ascii="Times New Roman" w:hAnsi="Times New Roman" w:cs="Times New Roman" w:eastAsia="ＭＳ Ｐ明朝"/>
+          <w:lang w:val="en-US" w:eastAsia="ja-JP"/>
+        </w:rPr>
+        <w:t xml:space="preserve">全域 HV と AOC</w:t>
+      </w:r>
+    </w:p>
+    <w:p>
+      <w:pPr>
+        <w:pStyle w:val="ima010"/>
+      </w:pPr>
+      <w:r>
+        <w:rPr>
+          <w:rFonts w:ascii="Times New Roman" w:hAnsi="Times New Roman" w:cs="Times New Roman" w:eastAsia="ＭＳ Ｐ明朝"/>
+          <w:lang w:val="en-US" w:eastAsia="ja-JP"/>
+        </w:rPr>
+        <w:t xml:space="preserve">　最良手法は評価軸によって替わる。全域 HV では演算子を載せた多点探索が最良の水準に達する（押し上げるのはここでも多点探索だけで、8 シナリオ中 6 で +2.8〜11.7%、単点探索では ±0.5% 以内）。一方 AOC では、</w:t>
       </w:r>
       <w:r>
         <w:rPr>
@@ -1860,29 +1861,19 @@
           <w:rFonts w:ascii="Times New Roman" w:hAnsi="Times New Roman" w:cs="Times New Roman" w:eastAsia="ＭＳ Ｐ明朝"/>
           <w:lang w:val="en-US" w:eastAsia="ja-JP"/>
         </w:rPr>
-        <w:t xml:space="preserve"> から離れた解が多く、経路上に未最適化の中間解が残るのに対し、単点探索は </w:t>
-      </w:r>
-      <w:r>
-        <w:rPr>
-          <w:rFonts w:ascii="Times New Roman" w:hAnsi="Times New Roman" w:cs="Times New Roman"/>
-          <w:i/>
-        </w:rPr>
-        <w:t xml:space="preserve">S</w:t>
-      </w:r>
-      <w:r>
-        <w:rPr>
-          <w:rFonts w:ascii="Times New Roman" w:hAnsi="Times New Roman" w:cs="Times New Roman"/>
-          <w:i/>
-          <w:vertAlign w:val="subscript"/>
-        </w:rPr>
-        <w:t xml:space="preserve">p</w:t>
-      </w:r>
-      <w:r>
-        <w:rPr>
-          <w:rFonts w:ascii="Times New Roman" w:hAnsi="Times New Roman" w:cs="Times New Roman" w:eastAsia="ＭＳ Ｐ明朝"/>
-          <w:lang w:val="en-US" w:eastAsia="ja-JP"/>
-        </w:rPr>
-        <w:t xml:space="preserve"> 近傍を自力で充填済みで経路が短く、改善の余地が乏しいことによる。</w:t>
+        <w:t xml:space="preserve"> という良解 1 点を小刻みに改善していく単点探索系が 6 シナリオで最良の水準に並ぶ。多点探索では逆に演算子がコストとなり、PR は AOC を 8 シナリオ中 5 で 7〜26% 下げる。</w:t>
+      </w:r>
+    </w:p>
+    <w:p>
+      <w:pPr>
+        <w:pStyle w:val="Jima005"/>
+      </w:pPr>
+      <w:r>
+        <w:rPr>
+          <w:rFonts w:ascii="Times New Roman" w:hAnsi="Times New Roman" w:cs="Times New Roman" w:eastAsia="ＭＳ Ｐ明朝"/>
+          <w:lang w:val="en-US" w:eastAsia="ja-JP"/>
+        </w:rPr>
+        <w:t xml:space="preserve">おわりに</w:t>
       </w:r>
     </w:p>
     <w:p>
@@ -1894,31 +1885,7 @@
           <w:rFonts w:ascii="Times New Roman" w:hAnsi="Times New Roman" w:cs="Times New Roman" w:eastAsia="ＭＳ Ｐ明朝"/>
           <w:lang w:val="en-US" w:eastAsia="ja-JP"/>
         </w:rPr>
-        <w:t xml:space="preserve">　最良手法は評価指標により異なる。解集合全体の質（統合 HV）では提案操作を組み込んだ多点探索が最良となる一方、限られた計算時間での解の質では、早期から良い解をもつ単点探索が優れた。両構造は再スケジューリングの異なる要求を補い合う。</w:t>
-      </w:r>
-    </w:p>
-    <w:p>
-      <w:pPr>
-        <w:pStyle w:val="Jima005"/>
-      </w:pPr>
-      <w:r>
-        <w:rPr>
-          <w:rFonts w:ascii="Times New Roman" w:hAnsi="Times New Roman" w:cs="Times New Roman" w:eastAsia="ＭＳ Ｐ明朝"/>
-          <w:lang w:val="en-US" w:eastAsia="ja-JP"/>
-        </w:rPr>
-        <w:t xml:space="preserve">おわりに</w:t>
-      </w:r>
-    </w:p>
-    <w:p>
-      <w:pPr>
-        <w:pStyle w:val="ima010"/>
-      </w:pPr>
-      <w:r>
-        <w:rPr>
-          <w:rFonts w:ascii="Times New Roman" w:hAnsi="Times New Roman" w:cs="Times New Roman" w:eastAsia="ＭＳ Ｐ明朝"/>
-          <w:lang w:val="en-US" w:eastAsia="ja-JP"/>
-        </w:rPr>
-        <w:t xml:space="preserve">　初期スケジュールが高品質な解として存在するという再スケジューリングの特性のもとで、単点探索が高安定領域の充填に優れることを、局所探索を揃えた統制比較で示した。また、解を初期スケジュールへ引き寄せる操作を PR に基づいて提案し、その効果が多点探索には大きく単点探索には小さいという非対称性を明らかにした。今後の課題は、安定性を開始時刻の偏差で測った場合の再検証、および特急ジョブの割込みなど作業集合そのものを変える外乱への拡張である。</w:t>
+        <w:t xml:space="preserve">　初期スケジュールが高品質な解として存在するという再スケジューリングの特性のもとで、単点探索が高安定領域を埋めるのに優れることを、局所探索を揃えた統制比較で示した。また、解を初期スケジュールへ引き戻す演算子を PR に基づいて提案し、その効果が多点探索には大きく単点探索には小さいこと、およびこの非対称が、載せる構造が到達水準に自力で届いているかで分かれることを示した。ある演算子が有効だという報告は、どの構造に載せたかを抜きにしては一般化できない。今後の課題は、安定性を開始時刻の偏差で測った場合の再検証、および特急ジョブの割込みなど外乱の種類の拡張である。</w:t>
       </w:r>
     </w:p>
     <w:p>
@@ -1989,7 +1956,7 @@
           <w:sz w:val="18"/>
           <w:szCs w:val="18"/>
         </w:rPr>
-        <w:t xml:space="preserve">Glover, F., Laguna, M. and Martí, R., Fundamentals of scatter search and path relinking, Control and Cybernetics, Vol. 29, pp. 653-684 (2000).</w:t>
+        <w:t xml:space="preserve">Nowicki, E. and Smutnicki, C., A fast taboo search algorithm for the job shop problem, Management Science, Vol. 42, pp. 797-813 (1996).</w:t>
       </w:r>
     </w:p>
     <w:p>
@@ -2007,7 +1974,7 @@
           <w:sz w:val="18"/>
           <w:szCs w:val="18"/>
         </w:rPr>
-        <w:t xml:space="preserve">Nowicki, E. and Smutnicki, C., A fast taboo search algorithm for the job shop problem, Management Science, Vol. 42, pp. 797-813 (1996).</w:t>
+        <w:t xml:space="preserve">Lourenço, H. R., Martin, O. C. and Stützle, T., Iterated local search: framework and applications, Handbook of Metaheuristics, 3rd ed., Springer, pp. 129-168 (2019).</w:t>
       </w:r>
     </w:p>
     <w:p>
@@ -2025,7 +1992,7 @@
           <w:sz w:val="18"/>
           <w:szCs w:val="18"/>
         </w:rPr>
-        <w:t xml:space="preserve">Lourenço, H. R., Martin, O. C. and Stützle, T., Iterated local search: framework and applications, Handbook of Metaheuristics, 3rd ed., Springer, pp. 129-168 (2019).</w:t>
+        <w:t xml:space="preserve">Glover, F., Laguna, M. and Martí, R., Fundamentals of scatter search and path relinking, Control and Cybernetics, Vol. 29, pp. 653-684 (2000).</w:t>
       </w:r>
     </w:p>
     <w:sectPr>
